--- a/13. ArrayMatrixManipulation/83 Array - Kadane Variant for Maximum Product.docx
+++ b/13. ArrayMatrixManipulation/83 Array - Kadane Variant for Maximum Product.docx
@@ -422,7 +422,23 @@
           <w:b/>
           <w:bCs/>
         </w:rPr>
-        <w:t>Loop only two I and j calculate product and update max</w:t>
+        <w:t xml:space="preserve">Loop only two </w:t>
+      </w:r>
+      <w:proofErr w:type="spellStart"/>
+      <w:r>
+        <w:rPr>
+          <w:b/>
+          <w:bCs/>
+        </w:rPr>
+        <w:t>i</w:t>
+      </w:r>
+      <w:proofErr w:type="spellEnd"/>
+      <w:r>
+        <w:rPr>
+          <w:b/>
+          <w:bCs/>
+        </w:rPr>
+        <w:t xml:space="preserve"> and j calculate product and update max</w:t>
       </w:r>
     </w:p>
     <w:p>
@@ -1541,6 +1557,7 @@
   <w:style w:type="character" w:default="1" w:styleId="DefaultParagraphFont">
     <w:name w:val="Default Paragraph Font"/>
     <w:uiPriority w:val="1"/>
+    <w:semiHidden/>
     <w:unhideWhenUsed/>
   </w:style>
   <w:style w:type="table" w:default="1" w:styleId="TableNormal">
